--- a/src/main/resources/historico_campus_vitoria.docx
+++ b/src/main/resources/historico_campus_vitoria.docx
@@ -6,12 +6,13 @@
       <w:pPr>
         <w:pStyle w:val="Normal"/>
         <w:bidi w:val="0"/>
-        <w:jc w:val="both"/>
-        <w:rPr/>
-      </w:pPr>
-      <w:r>
-        <w:rPr/>
-        <w:tab/>
+        <w:spacing w:lineRule="auto" w:line="360"/>
+        <w:ind w:firstLine="709"/>
+        <w:jc w:val="both"/>
+        <w:rPr/>
+      </w:pPr>
+      <w:r>
+        <w:rPr/>
         <w:t>O Instituto Federal de Pernambuco (IFPE) – Campus Vitória de Santo Antão tem sua origem em 1954, quando foi criado sob a denominação de Escola de Magistério de Economia Rural Doméstica, vinculada ao então Ministério da Agricultura. Ao longo das décadas seguintes, a instituição passou por diversas transformações: em 1962, recebeu o nome de Colégio de Economia Doméstica Rural e, posteriormente, em 1979, passou a denominar-se Escola Agrotécnica Federal de Vitória de Santo Antão.</w:t>
       </w:r>
     </w:p>
@@ -19,12 +20,13 @@
       <w:pPr>
         <w:pStyle w:val="Normal"/>
         <w:bidi w:val="0"/>
-        <w:jc w:val="both"/>
-        <w:rPr/>
-      </w:pPr>
-      <w:r>
-        <w:rPr/>
-        <w:tab/>
+        <w:spacing w:lineRule="auto" w:line="360"/>
+        <w:ind w:firstLine="709"/>
+        <w:jc w:val="both"/>
+        <w:rPr/>
+      </w:pPr>
+      <w:r>
+        <w:rPr/>
         <w:t>Desde sua fundação, a unidade manteve-se voltada à formação técnica na área agrícola, ofertando inicialmente os cursos de Economia Rural e Agropecuária, e, posteriormente, de Agroindústria, Agricultura e Zootecnia. A adoção da metodologia do sistema escola-fazenda, implementada na década de 1960, consolidou sua prática pedagógica baseada no princípio de “aprender fazendo”, que se tornou uma marca distintiva da instituição.</w:t>
       </w:r>
     </w:p>
@@ -32,12 +34,13 @@
       <w:pPr>
         <w:pStyle w:val="Normal"/>
         <w:bidi w:val="0"/>
-        <w:jc w:val="both"/>
-        <w:rPr/>
-      </w:pPr>
-      <w:r>
-        <w:rPr/>
-        <w:tab/>
+        <w:spacing w:lineRule="auto" w:line="360"/>
+        <w:ind w:firstLine="709"/>
+        <w:jc w:val="both"/>
+        <w:rPr/>
+      </w:pPr>
+      <w:r>
+        <w:rPr/>
         <w:t>Na década de 1990, o campus passou por um processo de ampliação e modernização, com a expansão de suas instalações físicas, a atualização dos laboratórios e a diversificação da oferta formativa. Nesse período, foram implantadas novas habilitações técnicas em áreas como Eletrotécnica, Enfermagem e Turismo. Em 2001, acompanhando as reformas nacionais da educação profissional, a instituição passou a ofertar o ensino médio desvinculado do ensino técnico, além de cursos básicos de curta duração voltados à qualificação profissional.</w:t>
       </w:r>
     </w:p>
@@ -45,12 +48,13 @@
       <w:pPr>
         <w:pStyle w:val="Normal"/>
         <w:bidi w:val="0"/>
-        <w:jc w:val="both"/>
-        <w:rPr/>
-      </w:pPr>
-      <w:r>
-        <w:rPr/>
-        <w:tab/>
+        <w:spacing w:lineRule="auto" w:line="360"/>
+        <w:ind w:firstLine="709"/>
+        <w:jc w:val="both"/>
+        <w:rPr/>
+      </w:pPr>
+      <w:r>
+        <w:rPr/>
         <w:t>Com a promulgação da Lei nº 11.892, de 29 de dezembro de 2008, a Escola Agrotécnica Federal de Vitória de Santo Antão foi incorporada ao Instituto Federal de Pernambuco (IFPE), transformando-se oficialmente em Campus Vitória de Santo Antão.</w:t>
       </w:r>
     </w:p>
@@ -58,22 +62,24 @@
       <w:pPr>
         <w:pStyle w:val="Normal"/>
         <w:bidi w:val="0"/>
-        <w:jc w:val="both"/>
-        <w:rPr/>
-      </w:pPr>
-      <w:r>
-        <w:rPr/>
-        <w:tab/>
+        <w:spacing w:lineRule="auto" w:line="360"/>
+        <w:ind w:firstLine="709"/>
+        <w:jc w:val="both"/>
+        <w:rPr/>
+      </w:pPr>
+      <w:r>
+        <w:rPr/>
         <w:t>Atualmente, o campus se destaca pela tradição na oferta de cursos técnicos e superiores, articulando ensino, pesquisa e extensão. Fiel à sua trajetória histórica, reafirma o compromisso com a formação de profissionais qualificados, a inovação tecnológica e o desenvolvimento sustentável da região.</w:t>
       </w:r>
     </w:p>
     <w:sectPr>
       <w:type w:val="nextPage"/>
       <w:pgSz w:w="11906" w:h="16838"/>
-      <w:pgMar w:left="1134" w:right="1134" w:gutter="0" w:header="0" w:top="1134" w:footer="0" w:bottom="1134"/>
+      <w:pgMar w:left="1701" w:right="1134" w:gutter="0" w:header="0" w:top="1134" w:footer="0" w:bottom="1701"/>
       <w:pgNumType w:fmt="decimal"/>
       <w:formProt w:val="false"/>
       <w:textDirection w:val="lrTb"/>
+      <w:docGrid w:type="default" w:linePitch="100" w:charSpace="0"/>
     </w:sectPr>
   </w:body>
 </w:document>
@@ -93,7 +99,6 @@
     </w:rPrDefault>
     <w:pPrDefault>
       <w:pPr>
-        <w:widowControl/>
         <w:suppressAutoHyphens w:val="true"/>
       </w:pPr>
     </w:pPrDefault>
@@ -103,7 +108,10 @@
     <w:qFormat/>
     <w:pPr>
       <w:widowControl/>
+      <w:suppressAutoHyphens w:val="true"/>
       <w:bidi w:val="0"/>
+      <w:spacing w:before="0" w:after="0"/>
+      <w:jc w:val="left"/>
     </w:pPr>
     <w:rPr>
       <w:rFonts w:ascii="Liberation Serif" w:hAnsi="Liberation Serif" w:eastAsia="Noto Serif CJK SC" w:cs="FreeSans"/>

--- a/src/main/resources/historico_campus_vitoria.docx
+++ b/src/main/resources/historico_campus_vitoria.docx
@@ -4,72 +4,168 @@
   <w:body>
     <w:p>
       <w:pPr>
-        <w:pStyle w:val="Normal"/>
+        <w:pStyle w:val="BodyText"/>
         <w:bidi w:val="0"/>
         <w:spacing w:lineRule="auto" w:line="360"/>
         <w:ind w:firstLine="709"/>
         <w:jc w:val="both"/>
-        <w:rPr/>
-      </w:pPr>
-      <w:r>
-        <w:rPr/>
-        <w:t>O Instituto Federal de Pernambuco (IFPE) – Campus Vitória de Santo Antão tem sua origem em 1954, quando foi criado sob a denominação de Escola de Magistério de Economia Rural Doméstica, vinculada ao então Ministério da Agricultura. Ao longo das décadas seguintes, a instituição passou por diversas transformações: em 1962, recebeu o nome de Colégio de Economia Doméstica Rural e, posteriormente, em 1979, passou a denominar-se Escola Agrotécnica Federal de Vitória de Santo Antão.</w:t>
+        <w:rPr>
+          <w:rFonts w:ascii="Times New Roman" w:hAnsi="Times New Roman"/>
+          <w:sz w:val="24"/>
+          <w:szCs w:val="24"/>
+        </w:rPr>
+      </w:pPr>
+      <w:bookmarkStart w:id="0" w:name="docs-internal-guid-4bfb4ce9-7fff-189a-dd"/>
+      <w:bookmarkEnd w:id="0"/>
+      <w:r>
+        <w:rPr>
+          <w:rFonts w:ascii="Times New Roman" w:hAnsi="Times New Roman"/>
+          <w:b w:val="false"/>
+          <w:i w:val="false"/>
+          <w:caps w:val="false"/>
+          <w:smallCaps w:val="false"/>
+          <w:strike w:val="false"/>
+          <w:dstrike w:val="false"/>
+          <w:color w:val="000000"/>
+          <w:sz w:val="24"/>
+          <w:szCs w:val="24"/>
+          <w:u w:val="none"/>
+          <w:effect w:val="none"/>
+          <w:shd w:fill="auto" w:val="clear"/>
+        </w:rPr>
+        <w:t>O Instituto Federal de Pernambuco (IFPE) – Campus Vitória de Santo Antão tem sua origem em 1954, quando foi criado sob a denominação de Escola de Magistério de Economia Rural Doméstica, vinculada ao então Ministério da Agricultura. Ao longo das décadas seguintes, a instituição passou por diversas transformações, recebendo em 1962 o nome de Colégio de Economia Doméstica Rural e, posteriormente, em 1979, a denominação de Escola Agrotécnica Federal de Vitória de Santo Antão.</w:t>
+      </w:r>
+      <w:r>
+        <w:rPr>
+          <w:rFonts w:ascii="Times New Roman" w:hAnsi="Times New Roman"/>
+          <w:caps w:val="false"/>
+          <w:smallCaps w:val="false"/>
+          <w:strike w:val="false"/>
+          <w:dstrike w:val="false"/>
+          <w:color w:val="000000"/>
+          <w:sz w:val="24"/>
+          <w:szCs w:val="24"/>
+          <w:u w:val="none"/>
+          <w:effect w:val="none"/>
+          <w:shd w:fill="auto" w:val="clear"/>
+        </w:rPr>
+        <w:t xml:space="preserve"> </w:t>
       </w:r>
     </w:p>
     <w:p>
       <w:pPr>
-        <w:pStyle w:val="Normal"/>
+        <w:pStyle w:val="BodyText"/>
         <w:bidi w:val="0"/>
-        <w:spacing w:lineRule="auto" w:line="360"/>
-        <w:ind w:firstLine="709"/>
+        <w:spacing w:lineRule="auto" w:line="360" w:before="0" w:after="0"/>
+        <w:ind w:firstLine="720" w:left="0" w:right="0"/>
         <w:jc w:val="both"/>
-        <w:rPr/>
-      </w:pPr>
-      <w:r>
-        <w:rPr/>
-        <w:t>Desde sua fundação, a unidade manteve-se voltada à formação técnica na área agrícola, ofertando inicialmente os cursos de Economia Rural e Agropecuária, e, posteriormente, de Agroindústria, Agricultura e Zootecnia. A adoção da metodologia do sistema escola-fazenda, implementada na década de 1960, consolidou sua prática pedagógica baseada no princípio de “aprender fazendo”, que se tornou uma marca distintiva da instituição.</w:t>
+        <w:rPr>
+          <w:rFonts w:ascii="Times New Roman" w:hAnsi="Times New Roman"/>
+          <w:b w:val="false"/>
+          <w:i w:val="false"/>
+          <w:caps w:val="false"/>
+          <w:smallCaps w:val="false"/>
+          <w:strike w:val="false"/>
+          <w:dstrike w:val="false"/>
+          <w:color w:val="000000"/>
+          <w:sz w:val="24"/>
+          <w:szCs w:val="24"/>
+          <w:u w:val="none"/>
+          <w:effect w:val="none"/>
+          <w:shd w:fill="auto" w:val="clear"/>
+        </w:rPr>
+      </w:pPr>
+      <w:r>
+        <w:rPr>
+          <w:rFonts w:ascii="Times New Roman" w:hAnsi="Times New Roman"/>
+          <w:b w:val="false"/>
+          <w:i w:val="false"/>
+          <w:caps w:val="false"/>
+          <w:smallCaps w:val="false"/>
+          <w:strike w:val="false"/>
+          <w:dstrike w:val="false"/>
+          <w:color w:val="000000"/>
+          <w:sz w:val="24"/>
+          <w:szCs w:val="24"/>
+          <w:u w:val="none"/>
+          <w:effect w:val="none"/>
+          <w:shd w:fill="auto" w:val="clear"/>
+        </w:rPr>
+        <w:t>Desde sua fundação, a unidade esteve voltada para a formação técnica na área agrícola, implantado inicialmente cursos de Economia Rural, Agropecuária e, mais tarde, Agroindústria, Agricultura e Zootecnia. A metodologia do sistema escola-fazenda, adotada nos anos 1960, consolidou sua prática pedagógica voltada ao princípio de “aprender fazendo”.</w:t>
       </w:r>
     </w:p>
     <w:p>
       <w:pPr>
-        <w:pStyle w:val="Normal"/>
+        <w:pStyle w:val="BodyText"/>
         <w:bidi w:val="0"/>
-        <w:spacing w:lineRule="auto" w:line="360"/>
-        <w:ind w:firstLine="709"/>
+        <w:spacing w:lineRule="auto" w:line="360" w:before="0" w:after="0"/>
+        <w:ind w:firstLine="720" w:left="0" w:right="0"/>
         <w:jc w:val="both"/>
-        <w:rPr/>
-      </w:pPr>
-      <w:r>
-        <w:rPr/>
-        <w:t>Na década de 1990, o campus passou por um processo de ampliação e modernização, com a expansão de suas instalações físicas, a atualização dos laboratórios e a diversificação da oferta formativa. Nesse período, foram implantadas novas habilitações técnicas em áreas como Eletrotécnica, Enfermagem e Turismo. Em 2001, acompanhando as reformas nacionais da educação profissional, a instituição passou a ofertar o ensino médio desvinculado do ensino técnico, além de cursos básicos de curta duração voltados à qualificação profissional.</w:t>
+        <w:rPr>
+          <w:rFonts w:ascii="Times New Roman" w:hAnsi="Times New Roman"/>
+          <w:b w:val="false"/>
+          <w:i w:val="false"/>
+          <w:caps w:val="false"/>
+          <w:smallCaps w:val="false"/>
+          <w:strike w:val="false"/>
+          <w:dstrike w:val="false"/>
+          <w:color w:val="000000"/>
+          <w:sz w:val="24"/>
+          <w:szCs w:val="24"/>
+          <w:u w:val="none"/>
+          <w:effect w:val="none"/>
+          <w:shd w:fill="auto" w:val="clear"/>
+        </w:rPr>
+      </w:pPr>
+      <w:r>
+        <w:rPr>
+          <w:rFonts w:ascii="Times New Roman" w:hAnsi="Times New Roman"/>
+          <w:b w:val="false"/>
+          <w:i w:val="false"/>
+          <w:caps w:val="false"/>
+          <w:smallCaps w:val="false"/>
+          <w:strike w:val="false"/>
+          <w:dstrike w:val="false"/>
+          <w:color w:val="000000"/>
+          <w:sz w:val="24"/>
+          <w:szCs w:val="24"/>
+          <w:u w:val="none"/>
+          <w:effect w:val="none"/>
+          <w:shd w:fill="auto" w:val="clear"/>
+        </w:rPr>
+        <w:t>Na década de 1990, a instituição ampliou suas instalações físicas, modernizou laboratórios e diversificou a oferta de cursos, passando a incluir habilitações técnicas em áreas como Eletrotécnica, Enfermagem e Turismo. Em 2001, em consonância com as reformas na educação profissional, passou a oferecer o ensino médio desvinculado do ensino técnico, além de cursos básicos de curta duração voltados à qualificação profissional.</w:t>
       </w:r>
     </w:p>
     <w:p>
       <w:pPr>
-        <w:pStyle w:val="Normal"/>
+        <w:pStyle w:val="BodyText"/>
         <w:bidi w:val="0"/>
-        <w:spacing w:lineRule="auto" w:line="360"/>
-        <w:ind w:firstLine="709"/>
+        <w:spacing w:lineRule="auto" w:line="360" w:before="0" w:after="0"/>
+        <w:ind w:firstLine="720" w:left="0" w:right="0"/>
         <w:jc w:val="both"/>
-        <w:rPr/>
-      </w:pPr>
-      <w:r>
-        <w:rPr/>
-        <w:t>Com a promulgação da Lei nº 11.892, de 29 de dezembro de 2008, a Escola Agrotécnica Federal de Vitória de Santo Antão foi incorporada ao Instituto Federal de Pernambuco (IFPE), transformando-se oficialmente em Campus Vitória de Santo Antão.</w:t>
-      </w:r>
-    </w:p>
-    <w:p>
-      <w:pPr>
-        <w:pStyle w:val="Normal"/>
-        <w:bidi w:val="0"/>
-        <w:spacing w:lineRule="auto" w:line="360"/>
-        <w:ind w:firstLine="709"/>
-        <w:jc w:val="both"/>
-        <w:rPr/>
-      </w:pPr>
-      <w:r>
-        <w:rPr/>
-        <w:t>Atualmente, o campus se destaca pela tradição na oferta de cursos técnicos e superiores, articulando ensino, pesquisa e extensão. Fiel à sua trajetória histórica, reafirma o compromisso com a formação de profissionais qualificados, a inovação tecnológica e o desenvolvimento sustentável da região.</w:t>
+        <w:rPr>
+          <w:rFonts w:ascii="Times New Roman" w:hAnsi="Times New Roman"/>
+          <w:sz w:val="24"/>
+          <w:szCs w:val="24"/>
+        </w:rPr>
+      </w:pPr>
+      <w:r>
+        <w:rPr>
+          <w:rFonts w:ascii="Times New Roman" w:hAnsi="Times New Roman"/>
+          <w:b w:val="false"/>
+          <w:i w:val="false"/>
+          <w:caps w:val="false"/>
+          <w:smallCaps w:val="false"/>
+          <w:strike w:val="false"/>
+          <w:dstrike w:val="false"/>
+          <w:color w:val="000000"/>
+          <w:sz w:val="24"/>
+          <w:szCs w:val="24"/>
+          <w:u w:val="none"/>
+          <w:effect w:val="none"/>
+          <w:shd w:fill="auto" w:val="clear"/>
+        </w:rPr>
+        <w:t>Com a Lei nº 11.892, de 29 de dezembro de 2008, a Escola Agrotécnica Federal de Vitória de Santo Antão foi incorporada ao Instituto Federal de Pernambuco (IFPE), transformando-se oficialmente em Campus Vitória de Santo Antão. Atualmente, o campus se destaca pela tradição na oferta de cursos técnicos e superiores, articulando ensino, pesquisa e extensão, e reafirma seu compromisso histórico com a formação de profissionais qualificados e com o desenvolvimento sustentável da região.</w:t>
       </w:r>
     </w:p>
     <w:sectPr>
